--- a/paper/highlights.docx
+++ b/paper/highlights.docx
@@ -46,7 +46,7 @@
         <w:rPr>
           <w:sz w:val="22"/>
         </w:rPr>
-        <w:t>Logit masking mathematically guarantees zero privilege escalations.</w:t>
+        <w:t>Logit masking guarantees zero structural invariant violations (S-IVR = 0%).</w:t>
       </w:r>
     </w:p>
     <w:p>
